--- a/Letterhead.docx
+++ b/Letterhead.docx
@@ -10,14 +10,9 @@
       </w:pPr>
     </w:p>
     <w:sectPr>
-      <w:headerReference w:type="even" r:id="rId7"/>
-      <w:headerReference w:type="default" r:id="rId8"/>
-      <w:footerReference w:type="even" r:id="rId9"/>
-      <w:footerReference w:type="default" r:id="rId10"/>
-      <w:headerReference w:type="first" r:id="rId11"/>
-      <w:footerReference w:type="first" r:id="rId12"/>
-      <w:pgSz w:w="11906" w:h="16838"/>
-      <w:pgMar w:top="1440" w:right="1440" w:bottom="1440" w:left="1238" w:header="0" w:footer="708" w:gutter="0"/>
+      <w:headerReference w:type="default" r:id="rId6"/>
+      <w:pgSz w:w="16838" w:h="11906" w:orient="landscape"/>
+      <w:pgMar w:top="1238" w:right="1440" w:bottom="1440" w:left="1440" w:header="0" w:footer="708" w:gutter="0"/>
       <w:cols w:space="708"/>
       <w:docGrid w:linePitch="360"/>
     </w:sectPr>
@@ -50,36 +45,6 @@
 </w:endnotes>
 </file>
 
-<file path=word/footer1.xml><?xml version="1.0" encoding="utf-8"?>
-<w:ftr xmlns:wpc="http://schemas.microsoft.com/office/word/2010/wordprocessingCanvas" xmlns:cx="http://schemas.microsoft.com/office/drawing/2014/chartex" xmlns:cx1="http://schemas.microsoft.com/office/drawing/2015/9/8/chartex" xmlns:cx2="http://schemas.microsoft.com/office/drawing/2015/10/21/chartex" xmlns:cx3="http://schemas.microsoft.com/office/drawing/2016/5/9/chartex" xmlns:cx4="http://schemas.microsoft.com/office/drawing/2016/5/10/chartex" xmlns:cx5="http://schemas.microsoft.com/office/drawing/2016/5/11/chartex" xmlns:cx6="http://schemas.microsoft.com/office/drawing/2016/5/12/chartex" xmlns:cx7="http://schemas.microsoft.com/office/drawing/2016/5/13/chartex" xmlns:cx8="http://schemas.microsoft.com/office/drawing/2016/5/14/chartex" xmlns:mc="http://schemas.openxmlformats.org/markup-compatibility/2006" xmlns:aink="http://schemas.microsoft.com/office/drawing/2016/ink" xmlns:am3d="http://schemas.microsoft.com/office/drawing/2017/model3d" xmlns:o="urn:schemas-microsoft-com:office:office" xmlns:oel="http://schemas.microsoft.com/office/2019/extlst" xmlns:r="http://schemas.openxmlformats.org/officeDocument/2006/relationships" xmlns:m="http://schemas.openxmlformats.org/officeDocument/2006/math" xmlns:v="urn:schemas-microsoft-com:vml" xmlns:wp14="http://schemas.microsoft.com/office/word/2010/wordprocessingDrawing" xmlns:wp="http://schemas.openxmlformats.org/drawingml/2006/wordprocessingDrawing" xmlns:w10="urn:schemas-microsoft-com:office:word" xmlns:w="http://schemas.openxmlformats.org/wordprocessingml/2006/main" xmlns:w14="http://schemas.microsoft.com/office/word/2010/wordml" xmlns:w15="http://schemas.microsoft.com/office/word/2012/wordml" xmlns:w16cex="http://schemas.microsoft.com/office/word/2018/wordml/cex" xmlns:w16cid="http://schemas.microsoft.com/office/word/2016/wordml/cid" xmlns:w16="http://schemas.microsoft.com/office/word/2018/wordml" xmlns:w16du="http://schemas.microsoft.com/office/word/2023/wordml/word16du" xmlns:w16sdtdh="http://schemas.microsoft.com/office/word/2020/wordml/sdtdatahash" xmlns:w16sdtfl="http://schemas.microsoft.com/office/word/2024/wordml/sdtformatlock" xmlns:w16se="http://schemas.microsoft.com/office/word/2015/wordml/symex" xmlns:wpg="http://schemas.microsoft.com/office/word/2010/wordprocessingGroup" xmlns:wpi="http://schemas.microsoft.com/office/word/2010/wordprocessingInk" xmlns:wne="http://schemas.microsoft.com/office/word/2006/wordml" xmlns:wps="http://schemas.microsoft.com/office/word/2010/wordprocessingShape" mc:Ignorable="w14 w15 w16se w16cid w16 w16cex w16sdtdh w16sdtfl w16du wp14">
-  <w:p>
-    <w:pPr>
-      <w:pStyle w:val="Footer"/>
-    </w:pPr>
-  </w:p>
-</w:ftr>
-</file>
-
-<file path=word/footer2.xml><?xml version="1.0" encoding="utf-8"?>
-<w:ftr xmlns:wpc="http://schemas.microsoft.com/office/word/2010/wordprocessingCanvas" xmlns:cx="http://schemas.microsoft.com/office/drawing/2014/chartex" xmlns:cx1="http://schemas.microsoft.com/office/drawing/2015/9/8/chartex" xmlns:cx2="http://schemas.microsoft.com/office/drawing/2015/10/21/chartex" xmlns:cx3="http://schemas.microsoft.com/office/drawing/2016/5/9/chartex" xmlns:cx4="http://schemas.microsoft.com/office/drawing/2016/5/10/chartex" xmlns:cx5="http://schemas.microsoft.com/office/drawing/2016/5/11/chartex" xmlns:cx6="http://schemas.microsoft.com/office/drawing/2016/5/12/chartex" xmlns:cx7="http://schemas.microsoft.com/office/drawing/2016/5/13/chartex" xmlns:cx8="http://schemas.microsoft.com/office/drawing/2016/5/14/chartex" xmlns:mc="http://schemas.openxmlformats.org/markup-compatibility/2006" xmlns:aink="http://schemas.microsoft.com/office/drawing/2016/ink" xmlns:am3d="http://schemas.microsoft.com/office/drawing/2017/model3d" xmlns:o="urn:schemas-microsoft-com:office:office" xmlns:oel="http://schemas.microsoft.com/office/2019/extlst" xmlns:r="http://schemas.openxmlformats.org/officeDocument/2006/relationships" xmlns:m="http://schemas.openxmlformats.org/officeDocument/2006/math" xmlns:v="urn:schemas-microsoft-com:vml" xmlns:wp14="http://schemas.microsoft.com/office/word/2010/wordprocessingDrawing" xmlns:wp="http://schemas.openxmlformats.org/drawingml/2006/wordprocessingDrawing" xmlns:w10="urn:schemas-microsoft-com:office:word" xmlns:w="http://schemas.openxmlformats.org/wordprocessingml/2006/main" xmlns:w14="http://schemas.microsoft.com/office/word/2010/wordml" xmlns:w15="http://schemas.microsoft.com/office/word/2012/wordml" xmlns:w16cex="http://schemas.microsoft.com/office/word/2018/wordml/cex" xmlns:w16cid="http://schemas.microsoft.com/office/word/2016/wordml/cid" xmlns:w16="http://schemas.microsoft.com/office/word/2018/wordml" xmlns:w16du="http://schemas.microsoft.com/office/word/2023/wordml/word16du" xmlns:w16sdtdh="http://schemas.microsoft.com/office/word/2020/wordml/sdtdatahash" xmlns:w16sdtfl="http://schemas.microsoft.com/office/word/2024/wordml/sdtformatlock" xmlns:w16se="http://schemas.microsoft.com/office/word/2015/wordml/symex" xmlns:wpg="http://schemas.microsoft.com/office/word/2010/wordprocessingGroup" xmlns:wpi="http://schemas.microsoft.com/office/word/2010/wordprocessingInk" xmlns:wne="http://schemas.microsoft.com/office/word/2006/wordml" xmlns:wps="http://schemas.microsoft.com/office/word/2010/wordprocessingShape" mc:Ignorable="w14 w15 w16se w16cid w16 w16cex w16sdtdh w16sdtfl w16du wp14">
-  <w:p>
-    <w:pPr>
-      <w:pStyle w:val="Footer"/>
-    </w:pPr>
-  </w:p>
-</w:ftr>
-</file>
-
-<file path=word/footer3.xml><?xml version="1.0" encoding="utf-8"?>
-<w:ftr xmlns:wpc="http://schemas.microsoft.com/office/word/2010/wordprocessingCanvas" xmlns:cx="http://schemas.microsoft.com/office/drawing/2014/chartex" xmlns:cx1="http://schemas.microsoft.com/office/drawing/2015/9/8/chartex" xmlns:cx2="http://schemas.microsoft.com/office/drawing/2015/10/21/chartex" xmlns:cx3="http://schemas.microsoft.com/office/drawing/2016/5/9/chartex" xmlns:cx4="http://schemas.microsoft.com/office/drawing/2016/5/10/chartex" xmlns:cx5="http://schemas.microsoft.com/office/drawing/2016/5/11/chartex" xmlns:cx6="http://schemas.microsoft.com/office/drawing/2016/5/12/chartex" xmlns:cx7="http://schemas.microsoft.com/office/drawing/2016/5/13/chartex" xmlns:cx8="http://schemas.microsoft.com/office/drawing/2016/5/14/chartex" xmlns:mc="http://schemas.openxmlformats.org/markup-compatibility/2006" xmlns:aink="http://schemas.microsoft.com/office/drawing/2016/ink" xmlns:am3d="http://schemas.microsoft.com/office/drawing/2017/model3d" xmlns:o="urn:schemas-microsoft-com:office:office" xmlns:oel="http://schemas.microsoft.com/office/2019/extlst" xmlns:r="http://schemas.openxmlformats.org/officeDocument/2006/relationships" xmlns:m="http://schemas.openxmlformats.org/officeDocument/2006/math" xmlns:v="urn:schemas-microsoft-com:vml" xmlns:wp14="http://schemas.microsoft.com/office/word/2010/wordprocessingDrawing" xmlns:wp="http://schemas.openxmlformats.org/drawingml/2006/wordprocessingDrawing" xmlns:w10="urn:schemas-microsoft-com:office:word" xmlns:w="http://schemas.openxmlformats.org/wordprocessingml/2006/main" xmlns:w14="http://schemas.microsoft.com/office/word/2010/wordml" xmlns:w15="http://schemas.microsoft.com/office/word/2012/wordml" xmlns:w16cex="http://schemas.microsoft.com/office/word/2018/wordml/cex" xmlns:w16cid="http://schemas.microsoft.com/office/word/2016/wordml/cid" xmlns:w16="http://schemas.microsoft.com/office/word/2018/wordml" xmlns:w16du="http://schemas.microsoft.com/office/word/2023/wordml/word16du" xmlns:w16sdtdh="http://schemas.microsoft.com/office/word/2020/wordml/sdtdatahash" xmlns:w16sdtfl="http://schemas.microsoft.com/office/word/2024/wordml/sdtformatlock" xmlns:w16se="http://schemas.microsoft.com/office/word/2015/wordml/symex" xmlns:wpg="http://schemas.microsoft.com/office/word/2010/wordprocessingGroup" xmlns:wpi="http://schemas.microsoft.com/office/word/2010/wordprocessingInk" xmlns:wne="http://schemas.microsoft.com/office/word/2006/wordml" xmlns:wps="http://schemas.microsoft.com/office/word/2010/wordprocessingShape" mc:Ignorable="w14 w15 w16se w16cid w16 w16cex w16sdtdh w16sdtfl w16du wp14">
-  <w:p>
-    <w:pPr>
-      <w:pStyle w:val="Footer"/>
-    </w:pPr>
-  </w:p>
-</w:ftr>
-</file>
-
 <file path=word/footnotes.xml><?xml version="1.0" encoding="utf-8"?>
 <w:footnotes xmlns:wpc="http://schemas.microsoft.com/office/word/2010/wordprocessingCanvas" xmlns:cx="http://schemas.microsoft.com/office/drawing/2014/chartex" xmlns:cx1="http://schemas.microsoft.com/office/drawing/2015/9/8/chartex" xmlns:cx2="http://schemas.microsoft.com/office/drawing/2015/10/21/chartex" xmlns:cx3="http://schemas.microsoft.com/office/drawing/2016/5/9/chartex" xmlns:cx4="http://schemas.microsoft.com/office/drawing/2016/5/10/chartex" xmlns:cx5="http://schemas.microsoft.com/office/drawing/2016/5/11/chartex" xmlns:cx6="http://schemas.microsoft.com/office/drawing/2016/5/12/chartex" xmlns:cx7="http://schemas.microsoft.com/office/drawing/2016/5/13/chartex" xmlns:cx8="http://schemas.microsoft.com/office/drawing/2016/5/14/chartex" xmlns:mc="http://schemas.openxmlformats.org/markup-compatibility/2006" xmlns:aink="http://schemas.microsoft.com/office/drawing/2016/ink" xmlns:am3d="http://schemas.microsoft.com/office/drawing/2017/model3d" xmlns:o="urn:schemas-microsoft-com:office:office" xmlns:oel="http://schemas.microsoft.com/office/2019/extlst" xmlns:r="http://schemas.openxmlformats.org/officeDocument/2006/relationships" xmlns:m="http://schemas.openxmlformats.org/officeDocument/2006/math" xmlns:v="urn:schemas-microsoft-com:vml" xmlns:wp14="http://schemas.microsoft.com/office/word/2010/wordprocessingDrawing" xmlns:wp="http://schemas.openxmlformats.org/drawingml/2006/wordprocessingDrawing" xmlns:w10="urn:schemas-microsoft-com:office:word" xmlns:w="http://schemas.openxmlformats.org/wordprocessingml/2006/main" xmlns:w14="http://schemas.microsoft.com/office/word/2010/wordml" xmlns:w15="http://schemas.microsoft.com/office/word/2012/wordml" xmlns:w16cex="http://schemas.microsoft.com/office/word/2018/wordml/cex" xmlns:w16cid="http://schemas.microsoft.com/office/word/2016/wordml/cid" xmlns:w16="http://schemas.microsoft.com/office/word/2018/wordml" xmlns:w16du="http://schemas.microsoft.com/office/word/2023/wordml/word16du" xmlns:w16sdtdh="http://schemas.microsoft.com/office/word/2020/wordml/sdtdatahash" xmlns:w16sdtfl="http://schemas.microsoft.com/office/word/2024/wordml/sdtformatlock" xmlns:w16se="http://schemas.microsoft.com/office/word/2015/wordml/symex" xmlns:wpg="http://schemas.microsoft.com/office/word/2010/wordprocessingGroup" xmlns:wpi="http://schemas.microsoft.com/office/word/2010/wordprocessingInk" xmlns:wne="http://schemas.microsoft.com/office/word/2006/wordml" xmlns:wps="http://schemas.microsoft.com/office/word/2010/wordprocessingShape" mc:Ignorable="w14 w15 w16se w16cid w16 w16cex w16sdtdh w16sdtfl w16du wp14">
   <w:footnote w:type="separator" w:id="-1">
@@ -110,17 +75,6 @@
   <w:p>
     <w:pPr>
       <w:pStyle w:val="Header"/>
-    </w:pPr>
-  </w:p>
-</w:hdr>
-</file>
-
-<file path=word/header2.xml><?xml version="1.0" encoding="utf-8"?>
-<w:hdr xmlns:wpc="http://schemas.microsoft.com/office/word/2010/wordprocessingCanvas" xmlns:cx="http://schemas.microsoft.com/office/drawing/2014/chartex" xmlns:cx1="http://schemas.microsoft.com/office/drawing/2015/9/8/chartex" xmlns:cx2="http://schemas.microsoft.com/office/drawing/2015/10/21/chartex" xmlns:cx3="http://schemas.microsoft.com/office/drawing/2016/5/9/chartex" xmlns:cx4="http://schemas.microsoft.com/office/drawing/2016/5/10/chartex" xmlns:cx5="http://schemas.microsoft.com/office/drawing/2016/5/11/chartex" xmlns:cx6="http://schemas.microsoft.com/office/drawing/2016/5/12/chartex" xmlns:cx7="http://schemas.microsoft.com/office/drawing/2016/5/13/chartex" xmlns:cx8="http://schemas.microsoft.com/office/drawing/2016/5/14/chartex" xmlns:mc="http://schemas.openxmlformats.org/markup-compatibility/2006" xmlns:aink="http://schemas.microsoft.com/office/drawing/2016/ink" xmlns:am3d="http://schemas.microsoft.com/office/drawing/2017/model3d" xmlns:o="urn:schemas-microsoft-com:office:office" xmlns:oel="http://schemas.microsoft.com/office/2019/extlst" xmlns:r="http://schemas.openxmlformats.org/officeDocument/2006/relationships" xmlns:m="http://schemas.openxmlformats.org/officeDocument/2006/math" xmlns:v="urn:schemas-microsoft-com:vml" xmlns:wp14="http://schemas.microsoft.com/office/word/2010/wordprocessingDrawing" xmlns:wp="http://schemas.openxmlformats.org/drawingml/2006/wordprocessingDrawing" xmlns:w10="urn:schemas-microsoft-com:office:word" xmlns:w="http://schemas.openxmlformats.org/wordprocessingml/2006/main" xmlns:w14="http://schemas.microsoft.com/office/word/2010/wordml" xmlns:w15="http://schemas.microsoft.com/office/word/2012/wordml" xmlns:w16cex="http://schemas.microsoft.com/office/word/2018/wordml/cex" xmlns:w16cid="http://schemas.microsoft.com/office/word/2016/wordml/cid" xmlns:w16="http://schemas.microsoft.com/office/word/2018/wordml" xmlns:w16du="http://schemas.microsoft.com/office/word/2023/wordml/word16du" xmlns:w16sdtdh="http://schemas.microsoft.com/office/word/2020/wordml/sdtdatahash" xmlns:w16sdtfl="http://schemas.microsoft.com/office/word/2024/wordml/sdtformatlock" xmlns:w16se="http://schemas.microsoft.com/office/word/2015/wordml/symex" xmlns:wpg="http://schemas.microsoft.com/office/word/2010/wordprocessingGroup" xmlns:wpi="http://schemas.microsoft.com/office/word/2010/wordprocessingInk" xmlns:wne="http://schemas.microsoft.com/office/word/2006/wordml" xmlns:wps="http://schemas.microsoft.com/office/word/2010/wordprocessingShape" mc:Ignorable="w14 w15 w16se w16cid w16 w16cex w16sdtdh w16sdtfl w16du wp14">
-  <w:p>
-    <w:pPr>
-      <w:pStyle w:val="Header"/>
-      <w:jc w:val="right"/>
       <w:rPr>
         <w:sz w:val="20"/>
         <w:szCs w:val="20"/>
@@ -130,7 +84,6 @@
   <w:p>
     <w:pPr>
       <w:pStyle w:val="Header"/>
-      <w:jc w:val="right"/>
       <w:rPr>
         <w:sz w:val="20"/>
         <w:szCs w:val="20"/>
@@ -143,26 +96,26 @@
         <w:szCs w:val="20"/>
       </w:rPr>
       <w:drawing>
-        <wp:anchor distT="0" distB="0" distL="114300" distR="114300" simplePos="0" relativeHeight="251659264" behindDoc="1" locked="0" layoutInCell="1" allowOverlap="1" wp14:anchorId="03A2348D" wp14:editId="3B09951D">
+        <wp:anchor distT="0" distB="0" distL="114300" distR="114300" simplePos="0" relativeHeight="251659264" behindDoc="1" locked="0" layoutInCell="1" allowOverlap="1" wp14:anchorId="607A43FF" wp14:editId="334C7774">
           <wp:simplePos x="0" y="0"/>
           <wp:positionH relativeFrom="margin">
-            <wp:posOffset>-1270</wp:posOffset>
+            <wp:posOffset>137160</wp:posOffset>
           </wp:positionH>
           <wp:positionV relativeFrom="paragraph">
-            <wp:posOffset>106680</wp:posOffset>
+            <wp:posOffset>57785</wp:posOffset>
           </wp:positionV>
-          <wp:extent cx="1546860" cy="800100"/>
-          <wp:effectExtent l="0" t="0" r="0" b="0"/>
+          <wp:extent cx="1706880" cy="882650"/>
+          <wp:effectExtent l="0" t="0" r="7620" b="0"/>
           <wp:wrapTight wrapText="bothSides">
             <wp:wrapPolygon edited="0">
               <wp:start x="0" y="0"/>
-              <wp:lineTo x="0" y="21086"/>
-              <wp:lineTo x="21281" y="21086"/>
-              <wp:lineTo x="21281" y="0"/>
+              <wp:lineTo x="0" y="20978"/>
+              <wp:lineTo x="21455" y="20978"/>
+              <wp:lineTo x="21455" y="0"/>
               <wp:lineTo x="0" y="0"/>
             </wp:wrapPolygon>
           </wp:wrapTight>
-          <wp:docPr id="1667568337" name="Picture 2"/>
+          <wp:docPr id="1246377887" name="Picture 2"/>
           <wp:cNvGraphicFramePr>
             <a:graphicFrameLocks xmlns:a="http://schemas.openxmlformats.org/drawingml/2006/main" noChangeAspect="1"/>
           </wp:cNvGraphicFramePr>
@@ -189,7 +142,7 @@
                 <pic:spPr bwMode="auto">
                   <a:xfrm>
                     <a:off x="0" y="0"/>
-                    <a:ext cx="1546860" cy="800100"/>
+                    <a:ext cx="1706880" cy="882650"/>
                   </a:xfrm>
                   <a:prstGeom prst="rect">
                     <a:avLst/>
@@ -316,16 +269,13 @@
   <w:p>
     <w:pPr>
       <w:pStyle w:val="Header"/>
-    </w:pPr>
-  </w:p>
-</w:hdr>
-</file>
-
-<file path=word/header3.xml><?xml version="1.0" encoding="utf-8"?>
-<w:hdr xmlns:wpc="http://schemas.microsoft.com/office/word/2010/wordprocessingCanvas" xmlns:cx="http://schemas.microsoft.com/office/drawing/2014/chartex" xmlns:cx1="http://schemas.microsoft.com/office/drawing/2015/9/8/chartex" xmlns:cx2="http://schemas.microsoft.com/office/drawing/2015/10/21/chartex" xmlns:cx3="http://schemas.microsoft.com/office/drawing/2016/5/9/chartex" xmlns:cx4="http://schemas.microsoft.com/office/drawing/2016/5/10/chartex" xmlns:cx5="http://schemas.microsoft.com/office/drawing/2016/5/11/chartex" xmlns:cx6="http://schemas.microsoft.com/office/drawing/2016/5/12/chartex" xmlns:cx7="http://schemas.microsoft.com/office/drawing/2016/5/13/chartex" xmlns:cx8="http://schemas.microsoft.com/office/drawing/2016/5/14/chartex" xmlns:mc="http://schemas.openxmlformats.org/markup-compatibility/2006" xmlns:aink="http://schemas.microsoft.com/office/drawing/2016/ink" xmlns:am3d="http://schemas.microsoft.com/office/drawing/2017/model3d" xmlns:o="urn:schemas-microsoft-com:office:office" xmlns:oel="http://schemas.microsoft.com/office/2019/extlst" xmlns:r="http://schemas.openxmlformats.org/officeDocument/2006/relationships" xmlns:m="http://schemas.openxmlformats.org/officeDocument/2006/math" xmlns:v="urn:schemas-microsoft-com:vml" xmlns:wp14="http://schemas.microsoft.com/office/word/2010/wordprocessingDrawing" xmlns:wp="http://schemas.openxmlformats.org/drawingml/2006/wordprocessingDrawing" xmlns:w10="urn:schemas-microsoft-com:office:word" xmlns:w="http://schemas.openxmlformats.org/wordprocessingml/2006/main" xmlns:w14="http://schemas.microsoft.com/office/word/2010/wordml" xmlns:w15="http://schemas.microsoft.com/office/word/2012/wordml" xmlns:w16cex="http://schemas.microsoft.com/office/word/2018/wordml/cex" xmlns:w16cid="http://schemas.microsoft.com/office/word/2016/wordml/cid" xmlns:w16="http://schemas.microsoft.com/office/word/2018/wordml" xmlns:w16du="http://schemas.microsoft.com/office/word/2023/wordml/word16du" xmlns:w16sdtdh="http://schemas.microsoft.com/office/word/2020/wordml/sdtdatahash" xmlns:w16sdtfl="http://schemas.microsoft.com/office/word/2024/wordml/sdtformatlock" xmlns:w16se="http://schemas.microsoft.com/office/word/2015/wordml/symex" xmlns:wpg="http://schemas.microsoft.com/office/word/2010/wordprocessingGroup" xmlns:wpi="http://schemas.microsoft.com/office/word/2010/wordprocessingInk" xmlns:wne="http://schemas.microsoft.com/office/word/2006/wordml" xmlns:wps="http://schemas.microsoft.com/office/word/2010/wordprocessingShape" mc:Ignorable="w14 w15 w16se w16cid w16 w16cex w16sdtdh w16sdtfl w16du wp14">
-  <w:p>
-    <w:pPr>
-      <w:pStyle w:val="Header"/>
+      <w:jc w:val="right"/>
+      <w:rPr>
+        <w:b/>
+        <w:bCs/>
+        <w:sz w:val="20"/>
+        <w:szCs w:val="20"/>
+      </w:rPr>
     </w:pPr>
   </w:p>
 </w:hdr>
@@ -1637,16 +1587,4 @@
     </a:ext>
   </a:extLst>
 </a:theme>
-</file>
-
-<file path=customXml/item1.xml><?xml version="1.0" encoding="utf-8"?>
-<b:Sources xmlns:b="http://schemas.openxmlformats.org/officeDocument/2006/bibliography" xmlns="http://schemas.openxmlformats.org/officeDocument/2006/bibliography" SelectedStyle="\APASixthEditionOfficeOnline.xsl" StyleName="APA" Version="6"/>
-</file>
-
-<file path=customXml/itemProps1.xml><?xml version="1.0" encoding="utf-8"?>
-<ds:datastoreItem xmlns:ds="http://schemas.openxmlformats.org/officeDocument/2006/customXml" ds:itemID="{F945F54D-5D3F-40BF-9BDF-F63D7840E323}">
-  <ds:schemaRefs>
-    <ds:schemaRef ds:uri="http://schemas.openxmlformats.org/officeDocument/2006/bibliography"/>
-  </ds:schemaRefs>
-</ds:datastoreItem>
 </file>